--- a/example_articles/countries/Austria/1.countries_Austria_New_York_Times.docx
+++ b/example_articles/countries/Austria/1.countries_Austria_New_York_Times.docx
@@ -27,17 +27,17 @@
     </w:p>
     <w:p>
       <w:r>
-        <w:t>Source File: NYT/15.DOCX</w:t>
+        <w:t>Source file: NYT/15.DOCX</w:t>
       </w:r>
     </w:p>
     <w:p>
       <w:r>
-        <w:t>Raw locations result: ['California', 'Michigan', 'Austria']</w:t>
+        <w:t>Raw locations result, 'locations': ['California', 'Michigan', 'Austria']</w:t>
       </w:r>
     </w:p>
     <w:p>
       <w:r>
-        <w:t>countries_stand_flat (Standardized): Austria</w:t>
+        <w:t>Standardized locations result, 'countries_stand_flat': Austria</w:t>
       </w:r>
     </w:p>
     <w:p>

--- a/example_articles/countries/Austria/1.countries_Austria_New_York_Times.docx
+++ b/example_articles/countries/Austria/1.countries_Austria_New_York_Times.docx
@@ -7,7 +7,7 @@
         <w:pStyle w:val="Heading1"/>
       </w:pPr>
       <w:r>
-        <w:t>The Performances In Close-Up: Best Actor</w:t>
+        <w:t>CURRENTS: ARCHITECTURE; Swing and Sway: A Domed Island Symbolizes a Festival</w:t>
       </w:r>
     </w:p>
     <w:p>
@@ -17,22 +17,22 @@
     </w:p>
     <w:p>
       <w:r>
-        <w:t>Date: 2004-02-15</w:t>
+        <w:t>Date: 2002-12-12</w:t>
       </w:r>
     </w:p>
     <w:p>
       <w:r>
-        <w:t>Section: Section 2A; Column 1; Arts and Leisure Desk; Pg. 5; OSCAR FILMS</w:t>
+        <w:t>Section: Section F; Column 2; House &amp; Home/Style Desk; Pg. 3</w:t>
       </w:r>
     </w:p>
     <w:p>
       <w:r>
-        <w:t>Source file: NYT/15.DOCX</w:t>
+        <w:t>Source file: NYT/22.DOCX</w:t>
       </w:r>
     </w:p>
     <w:p>
       <w:r>
-        <w:t>Raw locations result, 'locations': ['California', 'Michigan', 'Austria']</w:t>
+        <w:t>Raw locations result, 'locations': ['Austria']</w:t>
       </w:r>
     </w:p>
     <w:p>
@@ -49,16 +49,13 @@
     </w:p>
     <w:p>
       <w:r>
-        <w:t>Sean Penn</w:t>
+        <w:t>A floating "island" by the Brooklyn designer Vito Acconci is being completed in Graz, the industrial city in Austria that will be the next cultural capital of the European Union. The $5 million project, right, is constructed on pontoons permanently moored at the center of the Mur River.</w:t>
         <w:br/>
-        <w:t xml:space="preserve"> ''A working-class hero is something to be,'' John Lennon used to sing; he might have been surprised to learn that in the movies, these days, working-class villain is a pretty nice gig, too. As Jimmy Markum -- grieving father turned coldhearted avenger -- in Clint Eastwood's ''Mystic River,'' Sean Penn gets to be both working-class hero and working-class villain, more or less consecutively: an Oscar-ready role if ever there was one.</w:t>
+        <w:t xml:space="preserve">     "They asked us to build an island," Mr. Acconci said. "To our dismay, we realized that the island had to float. It's a raft." A pair of bridges will link the raft with Graz's working-class neighborhoods on one side and the central historic district on the other. </w:t>
         <w:br/>
-        <w:t xml:space="preserve">  Mr. Penn, who has never been afraid to go over the top (see, for example, ''Fast Times at Ridgemont High,'' ''Casualties of War,'' ''Carlito's Way''), knows he doesn't have to here, that held-in sorrow and hooded rage are enough to do the job. He refrains from chewing the scenery, but something very peculiar happens in ''Mystic River'': Mr. Eastwood's camera decides to chew it for him. Beginning with an attention-getting overhead shot of Jimmy's anguished reaction to the discovery of his daughter's body, the movie keeps nudging us to notice Mr. Penn's acting, to be blown away by its understatement. After a while, every nuance seems to have the weight of a soliloquy.</w:t>
+        <w:t xml:space="preserve"> More than 300 tons of structural steel were used to build the island, which includes an amphitheater for informal productions. An insulated glass dome sprayed on the outside with purified river water covers a bar, a cafe with furniture by the Acconci Studio and a playground. The opening of Mur Island on Jan. 11 will mark the start of Graz's yearlong festival of performances, film, literature and contemporary art, including an exhibition on the female view of masochism (Graz is the birthplace of Wanda, the wife of Leopold von Sacher-Masoch, for whom masochism was named). </w:t>
         <w:br/>
-        <w:t xml:space="preserve"> The actor probably doesn't actually have more close-ups in ''Mystic River'' than he does in his other 2003 movie, Alejandro Gonzalez Inarritu's ''21 Grams,'' but it sure feels as if he does, because Mr. Eastwood tends to linger on him, as Mr. Gonzalez Inarritu -- the more agile director -- does not. Mr. Penn's intuitive approach is much better served by the on-the-fly, cinema verite style of ''21 Grams'': it's a great performance that you seem to catch out of the corner of your eye, like a landscape seen from a speeding train.</w:t>
-        <w:br/>
-        <w:t xml:space="preserve"> But it's Mr. Penn's work in ''Mystic River'' that the academy, in its wisdom, has chosen to honor with a best-actor nomination, so I guess Mr. Eastwood knew what he was doing. It's not easy to get Oscar voters to pay attention to subtle, restrained acting. (If it were, Jeff Bridges would be nominated every year.) The elbow-in-the-ribs technique of ''Mystic River'' may be the only way to turn that trick. And if this wonderful actor wins his first Academy Award for something less than his most satisfying work, so what? That's the most venerable Oscar tradition of all.   TERRENCE RAFFERTY</w:t>
-        <w:br/>
+        <w:t>Models and drawings of Mr. Acconci's design, with a monitor showing current video footage of the project, will be displayed through Dec. 20 at the Austrian Cultural Forum, 11 East 52nd Street (Fifth Avenue); (212) 319-5300.</w:t>
         <w:br/>
         <w:br/>
         <w:t>http://www.nytimes.com</w:t>
@@ -69,7 +66,7 @@
         <w:br/>
         <w:t xml:space="preserve"> </w:t>
         <w:br/>
-        <w:t>Photo (Photo by Merie W. Wallace/Warner Brothers)</w:t>
+        <w:t>Photo (Harry Schiffer)</w:t>
       </w:r>
     </w:p>
     <w:sectPr>

--- a/example_articles/countries/Austria/1.countries_Austria_New_York_Times.docx
+++ b/example_articles/countries/Austria/1.countries_Austria_New_York_Times.docx
@@ -7,7 +7,7 @@
         <w:pStyle w:val="Heading1"/>
       </w:pPr>
       <w:r>
-        <w:t>CURRENTS: ARCHITECTURE; Swing and Sway: A Domed Island Symbolizes a Festival</w:t>
+        <w:t>A Wrestling Match Over Control of the Chrysler Building</w:t>
       </w:r>
     </w:p>
     <w:p>
@@ -17,17 +17,17 @@
     </w:p>
     <w:p>
       <w:r>
-        <w:t>Date: 2002-12-12</w:t>
+        <w:t>Date: 2024-10-11</w:t>
       </w:r>
     </w:p>
     <w:p>
       <w:r>
-        <w:t>Section: Section F; Column 2; House &amp; Home/Style Desk; Pg. 3</w:t>
+        <w:t>Section: US</w:t>
       </w:r>
     </w:p>
     <w:p>
       <w:r>
-        <w:t>Source file: NYT/22.DOCX</w:t>
+        <w:t>Source file: NYT/2.DOCX</w:t>
       </w:r>
     </w:p>
     <w:p>
@@ -49,24 +49,77 @@
     </w:p>
     <w:p>
       <w:r>
-        <w:t>A floating "island" by the Brooklyn designer Vito Acconci is being completed in Graz, the industrial city in Austria that will be the next cultural capital of the European Union. The $5 million project, right, is constructed on pontoons permanently moored at the center of the Mur River.</w:t>
+        <w:t>Legal maneuvers and an empire in tatters leave the ownership of the once grand Manhattan skyscraper up in the air.</w:t>
         <w:br/>
-        <w:t xml:space="preserve">     "They asked us to build an island," Mr. Acconci said. "To our dismay, we realized that the island had to float. It's a raft." A pair of bridges will link the raft with Graz's working-class neighborhoods on one side and the central historic district on the other. </w:t>
+        <w:t>The owners of the Chrysler Building in Manhattan are at risk of eviction after the real estate empire of one of its owners imploded amid allegations of financial impropriety.</w:t>
         <w:br/>
-        <w:t xml:space="preserve"> More than 300 tons of structural steel were used to build the island, which includes an amphitheater for informal productions. An insulated glass dome sprayed on the outside with purified river water covers a bar, a cafe with furniture by the Acconci Studio and a playground. The opening of Mur Island on Jan. 11 will mark the start of Graz's yearlong festival of performances, film, literature and contemporary art, including an exhibition on the female view of masochism (Graz is the birthplace of Wanda, the wife of Leopold von Sacher-Masoch, for whom masochism was named). </w:t>
+        <w:t>Signa Holding — led by René Benko, an Austrian investor whose company assembled a worldwide portfolio worth more than $20 billion before it fell apart late last year — teamed up with RFR Holding, a New York company led by Aby Rosen and Michael Fuchs to buy the Chrysler in 2019 for $151 million. The partners promised to return the aging dowager of the New York skyline to its glory days.</w:t>
         <w:br/>
-        <w:t>Models and drawings of Mr. Acconci's design, with a monitor showing current video footage of the project, will be displayed through Dec. 20 at the Austrian Cultural Forum, 11 East 52nd Street (Fifth Avenue); (212) 319-5300.</w:t>
+        <w:t>But the partners didn't acquire the land below the building. Rather, they entered into a ground lease, which gave them control over the skyscraper itself for decades but required them to pay rent to the owners of the land beneath it. This arrangement, while not unusual in New York City real estate, can make for a complicated relationship between landlord and tenant.</w:t>
         <w:br/>
+        <w:t>The landowner, the Cooper Union for the Advancement of Science and Art, a private college which uses the rent from the building to subsidize student tuition, recently announced it was terminating the ground lease and taking control of the building, claiming the partners were months in arrears, according to documents reviewed by The New York Times.</w:t>
         <w:br/>
-        <w:t>http://www.nytimes.com</w:t>
+        <w:t>"You have a contractual obligation to pay your rent," wrote Steven Klein, a lawyer representing Cooper Union wrote to the owners in a letter dated Sept. 27 and obtained by The Times.</w:t>
         <w:br/>
+        <w:t>The owners filed suit in New York State Court to try to halt the eviction by Cooper Union. Signa referred all questions to RFR, which declined to comment.</w:t>
         <w:br/>
-        <w:t>Graphic</w:t>
+        <w:t>Legal disputes and ruthless maneuvers are commonplace in the cutthroat world of commercial real estate in New York, particularly when the market is struggling, as it has been since the pandemic when many workers still have not fully returned to the office. But the fate of the once-grand Chrysler, in particular, has grown murkier in light of Mr. Benko's troubles.</w:t>
         <w:br/>
+        <w:t>In late November, Mr. Benko's empire crumbled under the weight of over $20 billion in debts owed to a consortium of global investors, including the royal families of Qatar and Abu Dhabi. Public prosecutors from Austria and Liechtenstein are investigating the former billionaire. The downfall of Signa, which used to be one of Europe's largest real estate players, left creditors scrambling to recoup their investments.</w:t>
         <w:br/>
-        <w:t xml:space="preserve"> </w:t>
+        <w:t>Mr. Benko's defense lawyer, Norbert Wess, rejected claims of financial impropriety, saying the accusations were unfounded.</w:t>
         <w:br/>
-        <w:t>Photo (Harry Schiffer)</w:t>
+        <w:t>"Mr. Benko is working with his lawyers to assist the prosecuting authorities and is presenting his position and point of view to them," Mr. Wess said. "We are confident that this will dispel all accusations against our client."</w:t>
+        <w:br/>
+        <w:t>Mr. Benko, 46, was raised in Innsbruck, Austria. His mother was a kindergarten teacher; his father, a civil servant. At 17, Mr. Benko dropped out of high school and began converting attics of working-class houses into expensive lofts. After receiving an initial investment from the heir to a gas station fortune, Mr. Benko was able to quickly expand his business throughout the 2000s.</w:t>
+        <w:br/>
+        <w:t>Mr. Benko faced legal trouble in 2012. Prosecutors in Austria said he paid a former Croatian prime minister to push Italian officials to help contest a tax bill on Signa-owned properties in Italy. Mr. Benko was sentenced to a year in prison but ended up serving the equivalent of probation. Despite this hiccup, Mr. Benko continued to receive investments from wealthy European investors, including Robert Peugeot, the heir of the French car dynasty.</w:t>
+        <w:br/>
+        <w:t>In 2019, Signa and RFR purchased the Chrysler Building, at what looked to be a bargain. The $151 million purchase price was a pittance compared to the $800 million paid by its former owner, Abu Dhabi Investment, in 2008 for a 90 percent stake.</w:t>
+        <w:br/>
+        <w:t>The building has long symbolized New York's romance with sleek design and height. The Art Deco skyscraper, located at the intersection of 42nd Street and Lexington Avenue, was the world's tallest skyscraper when it was finished in 1930, until it was surpassed soon after by the Empire State Building.</w:t>
+        <w:br/>
+        <w:t>Despite its noble past, the Chrysler is facing a dim future. The building's fortunes have been buffeted by neglected repairs, a lack of modern amenities and vacancies after numerous tenants decamped during the Covid-19 pandemic.</w:t>
+        <w:br/>
+        <w:t>A recent survey by Trepp, a commercial real-estate analytics firm, found that commercial properties built before the 1950s experience an average valuation loss per year of about 11 percent, Thomas Taylor, the senior manager for research at the firm, told the Times.</w:t>
+        <w:br/>
+        <w:t>Still, the low price paid by Signa and RFR surprised many who work in real estate. The owners were pleased with the terms, however, according to someone involved with the negotiations who asked for anonymity because he was not authorized to speak publicly.</w:t>
+        <w:br/>
+        <w:t>One reason: The rents demanded by Cooper Union made it nearly impossible for the Chrysler Building to be profitable, the person involved said. Tishman Speyer, the development company which owned 10 percent of the building, thought Cooper Union would never cut a deal on the land lease.</w:t>
+        <w:br/>
+        <w:t>Cooper Union's land, which it owns but the lease of which runs until 2147, immediately became a problem for Signa and RFR. The annual ground lease payments soared from $7.75 million in 2018, just before the partners took over, to $32.5 million, a cost expected to rise to $41 million by 2028, The Times reported in July.</w:t>
+        <w:br/>
+        <w:t>A confidential letter from Cooper Union's lawyers to RFR management, obtained by The Times, shows that the college was willing to negotiate a restructuring of the lease, though it did not spell out the details. Twice, in 2021 and in 2023, Cooper Union and the building owners agreed on terms only to have them fall apart, according to a person involved in the discussions who was not authorized to speak publicly.</w:t>
+        <w:br/>
+        <w:t>In its recent lawsuit, Signa and RFR said the terms of the restructuring were unnecessarily onerous. They also found the building in a greater state of disrepair than they were led to believe before their purchase of it, the lawsuit said.</w:t>
+        <w:br/>
+        <w:t>The wheeling and dealing took a toll on the Chrysler Building. RFR and Signa had planned only minor renovations until the land lease issue with Cooper Union was settled. After that, they had hoped to revamp the building and fill it with tenants, such as law firms, until new buyers were found, a person involved in those plans told The Times.</w:t>
+        <w:br/>
+        <w:t>None of it materialized.</w:t>
+        <w:br/>
+        <w:t>By last November, far bigger problems were emerging for Mr. Benko.</w:t>
+        <w:br/>
+        <w:t>Despite repeated requests from shareholders, Signa delayed audited financial statements, and the European Central Bank warned commercial lenders of the elevated risks of dealing with Signa. Mr. Benko was frantically seeking fresh capital to keep his company afloat.</w:t>
+        <w:br/>
+        <w:t>In the midst of this financial turbulence, RFR Holding offered to buy out its partner's 50 percent stake for $1, plus the assumption of the building's debt and a possible small share in future profits, according to a person involved in the negotiations who was not authorized to speak publicly.</w:t>
+        <w:br/>
+        <w:t>Before that offer could be addressed, the partner, Signa Holding, filed for insolvency in Austrian court. That ended the partnership between RFR and Signa. Signa Holding's share of the Chrysler Building is now up for sale, as part of the liquidation process of the company's assets.</w:t>
+        <w:br/>
+        <w:t>Shareholders and lenders are determined to better understand Mr. Benko's transactions, including whether any of their funds were used in the Chrysler Building purchase.</w:t>
+        <w:br/>
+        <w:t>At the forefront of this pursuit is the Al Nahyan family of Abu Dhabi, which controls Mubadala Investment Company, one of the world's largest sovereign wealth funds. The Al Nahyans claim, in lawsuits filed in France, that Mr. Benko defrauded them of at least $834 million in today's exchange rate.</w:t>
+        <w:br/>
+        <w:t>Another of Mr. Benko's lawyers, Till Dunckel, denied Mubadala was defrauded. The wealth fund invested only $650 million while receiving interest payments over the years, he said.</w:t>
+        <w:br/>
+        <w:t>Cooper Union, in its letter, accused Signa and RFR of misrepresenting their financial position during their lease negotiations. Over the past few months, the letter said, the partners failed to pay the rent, claiming the college is owed $21 million since May.</w:t>
+        <w:br/>
+        <w:t>On Sept. 27, Cooper Union, in its termination letter, said it was assuming control of the building and engaging the real estate firm Cushman &amp; Wakefield to manage it.</w:t>
+        <w:br/>
+        <w:t>RFR had filed its lawsuit against Cooper Union the day before.</w:t>
+        <w:br/>
+        <w:t>"Cooper Union's misguided decision to share its inaccurate and self-serving letter with the media is a transparent and desperate attempt to deflect attention from, and create a false narrative around RFR's commencement of a lawsuit against it mere hours earlier," RFR's lawyers, Terrence Oved and Darren Oved, said in a statement to The Times.</w:t>
+        <w:br/>
+        <w:t>PHOTOS: The fate of the once-grand Chrysler Building, the world's tallest skyscraper when it was finished in 1930, has grown murky. Signa Holding — led by René Benko, left — and RFR Holding promised to return the aging icon to its glory days, but they've run into difficulty. (PHOTOGRAPHS BY GEORGE ETHEREDGE FOR THE NEW YORK TIMES; JOHANN GRODER/AGENCE FRANCE-PRESSE, VIA APA/EXPA/AFP VIA GETTY IMAGES) (B4) This article appeared in print on page B1, B4.</w:t>
       </w:r>
     </w:p>
     <w:sectPr>

--- a/example_articles/countries/Austria/1.countries_Austria_New_York_Times.docx
+++ b/example_articles/countries/Austria/1.countries_Austria_New_York_Times.docx
@@ -7,7 +7,7 @@
         <w:pStyle w:val="Heading1"/>
       </w:pPr>
       <w:r>
-        <w:t>A Wrestling Match Over Control of the Chrysler Building</w:t>
+        <w:t>ONE STREET AT A TIME; Vienna's Berggasse</w:t>
       </w:r>
     </w:p>
     <w:p>
@@ -17,17 +17,17 @@
     </w:p>
     <w:p>
       <w:r>
-        <w:t>Date: 2024-10-11</w:t>
+        <w:t>Date: 2002-11-17</w:t>
       </w:r>
     </w:p>
     <w:p>
       <w:r>
-        <w:t>Section: US</w:t>
+        <w:t>Section: Section 6; Part 2; Column 1; Sophisticated Traveler Magazine; Pg. 12</w:t>
       </w:r>
     </w:p>
     <w:p>
       <w:r>
-        <w:t>Source file: NYT/2.DOCX</w:t>
+        <w:t>Source file: NYT/35.DOCX</w:t>
       </w:r>
     </w:p>
     <w:p>
@@ -49,77 +49,70 @@
     </w:p>
     <w:p>
       <w:r>
-        <w:t>Legal maneuvers and an empire in tatters leave the ownership of the once grand Manhattan skyscraper up in the air.</w:t>
+        <w:t>On a slope between Vienna's car-clogged W* hringerstrasse and the green ribbon of its Danube Canal are several city blocks filled with the six-story Biedermeier buildings one sees everywhere here. There are one or two exquisite Baroque-style buildings and a few monstrosities from the Bauhaus era, but otherwise Berggasse seems like just another anonymous working-class street in a European capital.</w:t>
         <w:br/>
-        <w:t>The owners of the Chrysler Building in Manhattan are at risk of eviction after the real estate empire of one of its owners imploded amid allegations of financial impropriety.</w:t>
+        <w:t xml:space="preserve">     Berggasse might escape the attentions of all but its own residents, in fact, had it not been the locus operandi for two of the 20th century's most significant social movements. </w:t>
         <w:br/>
-        <w:t>Signa Holding — led by René Benko, an Austrian investor whose company assembled a worldwide portfolio worth more than $20 billion before it fell apart late last year — teamed up with RFR Holding, a New York company led by Aby Rosen and Michael Fuchs to buy the Chrysler in 2019 for $151 million. The partners promised to return the aging dowager of the New York skyline to its glory days.</w:t>
+        <w:t xml:space="preserve"> Sigmund Freud spent nearly his entire working life at 19 Berggasse. From 1891 until 1938, he developed his theory of psychoanalysis here, famously writing his books and treating his patients in comfortable rooms on the building's second floor.</w:t>
         <w:br/>
-        <w:t>But the partners didn't acquire the land below the building. Rather, they entered into a ground lease, which gave them control over the skyscraper itself for decades but required them to pay rent to the owners of the land beneath it. This arrangement, while not unusual in New York City real estate, can make for a complicated relationship between landlord and tenant.</w:t>
+        <w:t>Less well known is the fact that, among Freud's neighbors, living at 6 Berggasse from around 1896 to 1898, was Theodor Herzl, the founder of modern Zionism. Literary editor and Paris correspondent of the Neue Freie Presse, Europe's leading liberal newspaper at the time, Herzl published his tract "The Jewish State" in 1896 and lived on Berggasse, like Freud, as a celebrated giant and a derided crank.</w:t>
         <w:br/>
-        <w:t>The landowner, the Cooper Union for the Advancement of Science and Art, a private college which uses the rent from the building to subsidize student tuition, recently announced it was terminating the ground lease and taking control of the building, claiming the partners were months in arrears, according to documents reviewed by The New York Times.</w:t>
+        <w:t>(The two never met, although Freud dreamed of Herzl; and although Herzl ignored the copy of "The Interpretation of Dreams" Freud sent him, hoping for a review, Freud did psychoanalyze Herzl's son, Hans, years later, diagnosing the suicidal youth as suffering, not surprisingly, from a profound Oedipal conflict.)</w:t>
         <w:br/>
-        <w:t>"You have a contractual obligation to pay your rent," wrote Steven Klein, a lawyer representing Cooper Union wrote to the owners in a letter dated Sept. 27 and obtained by The Times.</w:t>
+        <w:t>Nothing commemorates the time Herzl spent on Berggasse, no plaque adorns the facade of No. 6. Indeed, one might search Vienna in vain looking for any public mention of his name. Zionists with a sense of history will have to settle for a slice of pizza at the Pizzeria Valentino or a drink at the Italian cocktail bar on No. 6's ground floor.</w:t>
         <w:br/>
-        <w:t>The owners filed suit in New York State Court to try to halt the eviction by Cooper Union. Signa referred all questions to RFR, which declined to comment.</w:t>
+        <w:t>In contrast, the Freud Museum seems to form the cultural and economic epicenter of present-day Berggasse. Entering the building's Hapsburg-yellow foyer with its frosted, stenciled windows and its sinuous, black, vinelike stair railings, I'm overtaken by an overwhelming sense of dominating presence, a palpable spirit of place, and before I can shrug it off as deriving from my own imagination, my wife, Basha, says to me, "Did you feel that?"</w:t>
         <w:br/>
-        <w:t>Legal disputes and ruthless maneuvers are commonplace in the cutthroat world of commercial real estate in New York, particularly when the market is struggling, as it has been since the pandemic when many workers still have not fully returned to the office. But the fate of the once-grand Chrysler, in particular, has grown murkier in light of Mr. Benko's troubles.</w:t>
+        <w:t>We climb the stairs and ring the bell, as Dora and the Rat Man once did, and are soon in the rooms where Freud spent nearly 40 years, before he and his family were driven from their country by the Nazi SS and local collaborators.</w:t>
         <w:br/>
-        <w:t>In late November, Mr. Benko's empire crumbled under the weight of over $20 billion in debts owed to a consortium of global investors, including the royal families of Qatar and Abu Dhabi. Public prosecutors from Austria and Liechtenstein are investigating the former billionaire. The downfall of Signa, which used to be one of Europe's largest real estate players, left creditors scrambling to recoup their investments.</w:t>
+        <w:t xml:space="preserve">Freud took the apartment's furnishings to London when he fled, and they remained there until 1968, when, on a trip to the United States, Josef Klaus, the Austrian chancellor, was embarrassed by questions about Vienna's conspicuous lack of Freudian commemoration. </w:t>
         <w:br/>
-        <w:t>Mr. Benko's defense lawyer, Norbert Wess, rejected claims of financial impropriety, saying the accusations were unfounded.</w:t>
+        <w:t>Responding to the Austrian government's request, Freud's daughter Anna returned the furniture from her father's waiting room, along with 79 pieces of his extensive collection of antiquities. (The rest, kept in London, are now on exhibit in the Freud Museum there.) The waiting room, restored in the mid-1990's, is where Freud and the members of his Vienna Psychoanalytic Society held their Wednesday evening meetings, the men seated on its plush, burgundy-upholstered sofa and chairs.</w:t>
         <w:br/>
-        <w:t>"Mr. Benko is working with his lawyers to assist the prosecuting authorities and is presenting his position and point of view to them," Mr. Wess said. "We are confident that this will dispel all accusations against our client."</w:t>
+        <w:t>Although Berggasse had been, at the turn of the century, a step up for Jews like Herzl and Freud, who moved there from the ethnic slums of the Leopoldstadt, behind the Prater on the far side of the canal, the street grew decidedly working-class in the wake of Vienna's post-World War II occupation.</w:t>
         <w:br/>
-        <w:t>Mr. Benko, 46, was raised in Innsbruck, Austria. His mother was a kindergarten teacher; his father, a civil servant. At 17, Mr. Benko dropped out of high school and began converting attics of working-class houses into expensive lofts. After receiving an initial investment from the heir to a gas station fortune, Mr. Benko was able to quickly expand his business throughout the 2000s.</w:t>
+        <w:t>Ten years ago, when Massi Baumgartner moved his playfully contemporary furniture shop, Massi Design und Handels, into 30 Berggasse, the building was a -- unable to remember the English, Massi sends his ponytailed assistant bouncing back into the showroom for a German-English dictionary; after consulting it, she returns to the sidewalk where we're standing to utter the words he needs -- "coal shop." Now Massi's streamlined designs fill the light and airy showroom: shelves of elegant glass bowls and vases, desk lamps resembling Picasso's sketches of Don Quixote, a wall of light bulbs with wings.</w:t>
         <w:br/>
-        <w:t>Mr. Benko faced legal trouble in 2012. Prosecutors in Austria said he paid a former Croatian prime minister to push Italian officials to help contest a tax bill on Signa-owned properties in Italy. Mr. Benko was sentenced to a year in prison but ended up serving the equivalent of probation. Despite this hiccup, Mr. Benko continued to receive investments from wealthy European investors, including Robert Peugeot, the heir of the French car dynasty.</w:t>
+        <w:t>The street is gentrifying, Massi tells us, nodding to an exquisitely white Baroque-style building near the Freud house. The restored ground floor, which was once an auto-parts factory, will soon display custom-made English furniture. Although the coal shop and other businesses have been forced from the street, elbowed out by more fashionable replacements, like an ergonomic furniture store, a few holdouts from the postwar years remain. Next to Massi's is a dingy shoemaker's shop, and across the street is a uniform shop for firemen.</w:t>
         <w:br/>
-        <w:t>In 2019, Signa and RFR purchased the Chrysler Building, at what looked to be a bargain. The $151 million purchase price was a pittance compared to the $800 million paid by its former owner, Abu Dhabi Investment, in 2008 for a 90 percent stake.</w:t>
+        <w:t>Near the top of the hill, at 3 Berggasse, is an army surplus store called Gelegenheitsschwemme. Every shelf and bin in its closetlike rooms is bursting with military merchandise, both new and antique, mostly from the Austrian Army, although there are many items from the United States, Russian and German armies, as well as Dutch trousers, Belgian shoes and Italian jackets.</w:t>
         <w:br/>
-        <w:t>The building has long symbolized New York's romance with sleek design and height. The Art Deco skyscraper, located at the intersection of 42nd Street and Lexington Avenue, was the world's tallest skyscraper when it was finished in 1930, until it was surpassed soon after by the Empire State Building.</w:t>
+        <w:t>Kurt Hellmann inherited the store from his parents, who opened the shop in 1955 when the British, American, French and Russian occupying forces left Austria. In the wake of the Allies' withdrawal, Kurt's father came into possession of thousands of pairs of boots that he had to raffle off, so great was the demand for decent footwear in the ravaged Vienna of that time, and that is how the store was born.</w:t>
         <w:br/>
-        <w:t>Despite its noble past, the Chrysler is facing a dim future. The building's fortunes have been buffeted by neglected repairs, a lack of modern amenities and vacancies after numerous tenants decamped during the Covid-19 pandemic.</w:t>
+        <w:t>"And where do you get your merchandise these days?" I ask.</w:t>
         <w:br/>
-        <w:t>A recent survey by Trepp, a commercial real-estate analytics firm, found that commercial properties built before the 1950s experience an average valuation loss per year of about 11 percent, Thomas Taylor, the senior manager for research at the firm, told the Times.</w:t>
+        <w:t>"We have to have some secrets," Kurt tells me.</w:t>
         <w:br/>
-        <w:t>Still, the low price paid by Signa and RFR surprised many who work in real estate. The owners were pleased with the terms, however, according to someone involved with the negotiations who asked for anonymity because he was not authorized to speak publicly.</w:t>
+        <w:t>Perhaps most emblematic of this era in the street's history is Mobel Beer, at 32 Berggasse (Freud's famous patient Dora is said to have onced lived here). A block from the canal, at the corner of Hahngasse, Mobel Beer is an enormous secondhand shop run by Charlotte Beer.</w:t>
         <w:br/>
-        <w:t>One reason: The rents demanded by Cooper Union made it nearly impossible for the Chrysler Building to be profitable, the person involved said. Tishman Speyer, the development company which owned 10 percent of the building, thought Cooper Union would never cut a deal on the land lease.</w:t>
+        <w:t>Signs in the windows proclaim the bargains within: "Alle Mobel um 50% billiger!!!" and "Alles zum halben Preis."</w:t>
         <w:br/>
-        <w:t>Cooper Union's land, which it owns but the lease of which runs until 2147, immediately became a problem for Signa and RFR. The annual ground lease payments soared from $7.75 million in 2018, just before the partners took over, to $32.5 million, a cost expected to rise to $41 million by 2028, The Times reported in July.</w:t>
+        <w:t>Plastic laundry bins of used clothing and tablecloths line its front walk. A canister of canes shares space with a tray of clocks and one of silverware and one of tools. Basha finds a pair of lace tablecloths, one hand-embroidered, both elegant, and pays around $2 for each of them.</w:t>
         <w:br/>
-        <w:t>A confidential letter from Cooper Union's lawyers to RFR management, obtained by The Times, shows that the college was willing to negotiate a restructuring of the lease, though it did not spell out the details. Twice, in 2021 and in 2023, Cooper Union and the building owners agreed on terms only to have them fall apart, according to a person involved in the discussions who was not authorized to speak publicly.</w:t>
+        <w:t>The interior is dark and dusty for an Austrian shop, which is to say hardly dark and dusty at all, but darker and less dusty than the newer shops down the road.</w:t>
         <w:br/>
-        <w:t>In its recent lawsuit, Signa and RFR said the terms of the restructuring were unnecessarily onerous. They also found the building in a greater state of disrepair than they were led to believe before their purchase of it, the lawsuit said.</w:t>
+        <w:t>For $100, you can buy a pair of big, sturdy armoires. "The only problem would be shipping them," Basha says, as we reluctantly leave without having made a sizable purchase.</w:t>
         <w:br/>
-        <w:t>The wheeling and dealing took a toll on the Chrysler Building. RFR and Signa had planned only minor renovations until the land lease issue with Cooper Union was settled. After that, they had hoped to revamp the building and fill it with tenants, such as law firms, until new buyers were found, a person involved in those plans told The Times.</w:t>
+        <w:t xml:space="preserve">The restaurants on Berggasse seem to reflect its changing face as well. There's a Cafe Freud, of course, next to the Freud Museum, and two sushi restaurants peek out from a couple of side streets. There are places for Chinese food and fish and a Mexican restaurant serving, according to its sign, "Acapulco Mexikanische Spezialit* tan." There's a gay coffeehouse called Berg at 8 Berggasse that turns into a gay bar at night. A discreet pink triangle is incorporated into the sign it shares with Lowenherz, the gay bookstore next door. </w:t>
         <w:br/>
-        <w:t>None of it materialized.</w:t>
+        <w:t>There are cafes on every block and more than half a dozen traditional Wiener kuchen, all with outdoor seating. The most inviting of these is Wiener Beisl, at 24 Berggasse. Its menu features traditional Austrian specialties along with reasonably priced vegetarian dishes.</w:t>
         <w:br/>
-        <w:t>By last November, far bigger problems were emerging for Mr. Benko.</w:t>
+        <w:t xml:space="preserve">At the foot of Berggasse, along the canal, is a bike trail that runs all the way to Germany. Sitting on a bench, Basha and I enviously watch the cyclists who whiz by on one of the 1,500 free "Vienna bikes" supplied by the city. </w:t>
         <w:br/>
-        <w:t>Despite repeated requests from shareholders, Signa delayed audited financial statements, and the European Central Bank warned commercial lenders of the elevated risks of dealing with Signa. Mr. Benko was frantically seeking fresh capital to keep his company afloat.</w:t>
+        <w:t>Overlooking the slow waters of the canal, a bar called Summer Stage has concerts and art exhibits in its glass pavilion. Six sculptures rotate on motorized pedestals in the sculpture garden. Nearby is a sandy volleyball court next to a trampoline station for children. Parents heft large beers and eat nachos while the kids grow dizzy and faint.</w:t>
         <w:br/>
-        <w:t>In the midst of this financial turbulence, RFR Holding offered to buy out its partner's 50 percent stake for $1, plus the assumption of the building's debt and a possible small share in future profits, according to a person involved in the negotiations who was not authorized to speak publicly.</w:t>
+        <w:t xml:space="preserve">There's no knowing what Freud and Herzl would make of their old street; no knowing what Freud would mutter to himself as he passed Die Philosophie im Boudoir, an erotica shop with a mural over its front door depicting a half-dressed peasant girl sneaking coquettishly into bed; no knowing if Herzl would stop in at the Persian rug shop at 14 Berggasse and shake his head over the current situation in the Middle East with its proprietor, Dr. Mohammi. But there's probably no better street in the world on which to sit in a cafe over a kaffee melange and wonder about such things. </w:t>
         <w:br/>
-        <w:t>Before that offer could be addressed, the partner, Signa Holding, filed for insolvency in Austrian court. That ended the partnership between RFR and Signa. Signa Holding's share of the Chrysler Building is now up for sale, as part of the liquidation process of the company's assets.</w:t>
         <w:br/>
-        <w:t>Shareholders and lenders are determined to better understand Mr. Benko's transactions, including whether any of their funds were used in the Chrysler Building purchase.</w:t>
+        <w:t>http://www.nytimes.com</w:t>
         <w:br/>
-        <w:t>At the forefront of this pursuit is the Al Nahyan family of Abu Dhabi, which controls Mubadala Investment Company, one of the world's largest sovereign wealth funds. The Al Nahyans claim, in lawsuits filed in France, that Mr. Benko defrauded them of at least $834 million in today's exchange rate.</w:t>
         <w:br/>
-        <w:t>Another of Mr. Benko's lawyers, Till Dunckel, denied Mubadala was defrauded. The wealth fund invested only $650 million while receiving interest payments over the years, he said.</w:t>
+        <w:t>Graphic</w:t>
         <w:br/>
-        <w:t>Cooper Union, in its letter, accused Signa and RFR of misrepresenting their financial position during their lease negotiations. Over the past few months, the letter said, the partners failed to pay the rent, claiming the college is owed $21 million since May.</w:t>
         <w:br/>
-        <w:t>On Sept. 27, Cooper Union, in its termination letter, said it was assuming control of the building and engaging the real estate firm Cushman &amp; Wakefield to manage it.</w:t>
+        <w:t xml:space="preserve"> </w:t>
         <w:br/>
-        <w:t>RFR had filed its lawsuit against Cooper Union the day before.</w:t>
-        <w:br/>
-        <w:t>"Cooper Union's misguided decision to share its inaccurate and self-serving letter with the media is a transparent and desperate attempt to deflect attention from, and create a false narrative around RFR's commencement of a lawsuit against it mere hours earlier," RFR's lawyers, Terrence Oved and Darren Oved, said in a statement to The Times.</w:t>
-        <w:br/>
-        <w:t>PHOTOS: The fate of the once-grand Chrysler Building, the world's tallest skyscraper when it was finished in 1930, has grown murky. Signa Holding — led by René Benko, left — and RFR Holding promised to return the aging icon to its glory days, but they've run into difficulty. (PHOTOGRAPHS BY GEORGE ETHEREDGE FOR THE NEW YORK TIMES; JOHANN GRODER/AGENCE FRANCE-PRESSE, VIA APA/EXPA/AFP VIA GETTY IMAGES) (B4) This article appeared in print on page B1, B4.</w:t>
+        <w:t>Photos: Canalside biking trail; Freud's hats, cane and briefcase at 19 Berggasse, where he worked for nearly 40 years.; Army surplus store; Mexican specialties; Charlotte Beer at Mobel Beer, her huge secondhand shop.; Contemporary decor at Massi Design und Handels.; Wiener Beisl, one of several restaurants serving Viennese fare. (Reiner Riedler/Anzenberger for The New York Times) Map (Gorka Sampedro for The New York Times)</w:t>
       </w:r>
     </w:p>
     <w:sectPr>

--- a/example_articles/countries/Austria/1.countries_Austria_New_York_Times.docx
+++ b/example_articles/countries/Austria/1.countries_Austria_New_York_Times.docx
@@ -7,7 +7,7 @@
         <w:pStyle w:val="Heading1"/>
       </w:pPr>
       <w:r>
-        <w:t>ONE STREET AT A TIME; Vienna's Berggasse</w:t>
+        <w:t>A Wrestling Match Over Control of the Chrysler Building</w:t>
       </w:r>
     </w:p>
     <w:p>
@@ -17,17 +17,17 @@
     </w:p>
     <w:p>
       <w:r>
-        <w:t>Date: 2002-11-17</w:t>
+        <w:t>Date: 2024-10-11</w:t>
       </w:r>
     </w:p>
     <w:p>
       <w:r>
-        <w:t>Section: Section 6; Part 2; Column 1; Sophisticated Traveler Magazine; Pg. 12</w:t>
+        <w:t>Section: US</w:t>
       </w:r>
     </w:p>
     <w:p>
       <w:r>
-        <w:t>Source file: NYT/35.DOCX</w:t>
+        <w:t>Source file: NYT/2.DOCX</w:t>
       </w:r>
     </w:p>
     <w:p>
@@ -49,70 +49,77 @@
     </w:p>
     <w:p>
       <w:r>
-        <w:t>On a slope between Vienna's car-clogged W* hringerstrasse and the green ribbon of its Danube Canal are several city blocks filled with the six-story Biedermeier buildings one sees everywhere here. There are one or two exquisite Baroque-style buildings and a few monstrosities from the Bauhaus era, but otherwise Berggasse seems like just another anonymous working-class street in a European capital.</w:t>
+        <w:t>Legal maneuvers and an empire in tatters leave the ownership of the once grand Manhattan skyscraper up in the air.</w:t>
         <w:br/>
-        <w:t xml:space="preserve">     Berggasse might escape the attentions of all but its own residents, in fact, had it not been the locus operandi for two of the 20th century's most significant social movements. </w:t>
+        <w:t>The owners of the Chrysler Building in Manhattan are at risk of eviction after the real estate empire of one of its owners imploded amid allegations of financial impropriety.</w:t>
         <w:br/>
-        <w:t xml:space="preserve"> Sigmund Freud spent nearly his entire working life at 19 Berggasse. From 1891 until 1938, he developed his theory of psychoanalysis here, famously writing his books and treating his patients in comfortable rooms on the building's second floor.</w:t>
+        <w:t>Signa Holding — led by René Benko, an Austrian investor whose company assembled a worldwide portfolio worth more than $20 billion before it fell apart late last year — teamed up with RFR Holding, a New York company led by Aby Rosen and Michael Fuchs to buy the Chrysler in 2019 for $151 million. The partners promised to return the aging dowager of the New York skyline to its glory days.</w:t>
         <w:br/>
-        <w:t>Less well known is the fact that, among Freud's neighbors, living at 6 Berggasse from around 1896 to 1898, was Theodor Herzl, the founder of modern Zionism. Literary editor and Paris correspondent of the Neue Freie Presse, Europe's leading liberal newspaper at the time, Herzl published his tract "The Jewish State" in 1896 and lived on Berggasse, like Freud, as a celebrated giant and a derided crank.</w:t>
+        <w:t>But the partners didn't acquire the land below the building. Rather, they entered into a ground lease, which gave them control over the skyscraper itself for decades but required them to pay rent to the owners of the land beneath it. This arrangement, while not unusual in New York City real estate, can make for a complicated relationship between landlord and tenant.</w:t>
         <w:br/>
-        <w:t>(The two never met, although Freud dreamed of Herzl; and although Herzl ignored the copy of "The Interpretation of Dreams" Freud sent him, hoping for a review, Freud did psychoanalyze Herzl's son, Hans, years later, diagnosing the suicidal youth as suffering, not surprisingly, from a profound Oedipal conflict.)</w:t>
+        <w:t>The landowner, the Cooper Union for the Advancement of Science and Art, a private college which uses the rent from the building to subsidize student tuition, recently announced it was terminating the ground lease and taking control of the building, claiming the partners were months in arrears, according to documents reviewed by The New York Times.</w:t>
         <w:br/>
-        <w:t>Nothing commemorates the time Herzl spent on Berggasse, no plaque adorns the facade of No. 6. Indeed, one might search Vienna in vain looking for any public mention of his name. Zionists with a sense of history will have to settle for a slice of pizza at the Pizzeria Valentino or a drink at the Italian cocktail bar on No. 6's ground floor.</w:t>
+        <w:t>"You have a contractual obligation to pay your rent," wrote Steven Klein, a lawyer representing Cooper Union wrote to the owners in a letter dated Sept. 27 and obtained by The Times.</w:t>
         <w:br/>
-        <w:t>In contrast, the Freud Museum seems to form the cultural and economic epicenter of present-day Berggasse. Entering the building's Hapsburg-yellow foyer with its frosted, stenciled windows and its sinuous, black, vinelike stair railings, I'm overtaken by an overwhelming sense of dominating presence, a palpable spirit of place, and before I can shrug it off as deriving from my own imagination, my wife, Basha, says to me, "Did you feel that?"</w:t>
+        <w:t>The owners filed suit in New York State Court to try to halt the eviction by Cooper Union. Signa referred all questions to RFR, which declined to comment.</w:t>
         <w:br/>
-        <w:t>We climb the stairs and ring the bell, as Dora and the Rat Man once did, and are soon in the rooms where Freud spent nearly 40 years, before he and his family were driven from their country by the Nazi SS and local collaborators.</w:t>
+        <w:t>Legal disputes and ruthless maneuvers are commonplace in the cutthroat world of commercial real estate in New York, particularly when the market is struggling, as it has been since the pandemic when many workers still have not fully returned to the office. But the fate of the once-grand Chrysler, in particular, has grown murkier in light of Mr. Benko's troubles.</w:t>
         <w:br/>
-        <w:t xml:space="preserve">Freud took the apartment's furnishings to London when he fled, and they remained there until 1968, when, on a trip to the United States, Josef Klaus, the Austrian chancellor, was embarrassed by questions about Vienna's conspicuous lack of Freudian commemoration. </w:t>
+        <w:t>In late November, Mr. Benko's empire crumbled under the weight of over $20 billion in debts owed to a consortium of global investors, including the royal families of Qatar and Abu Dhabi. Public prosecutors from Austria and Liechtenstein are investigating the former billionaire. The downfall of Signa, which used to be one of Europe's largest real estate players, left creditors scrambling to recoup their investments.</w:t>
         <w:br/>
-        <w:t>Responding to the Austrian government's request, Freud's daughter Anna returned the furniture from her father's waiting room, along with 79 pieces of his extensive collection of antiquities. (The rest, kept in London, are now on exhibit in the Freud Museum there.) The waiting room, restored in the mid-1990's, is where Freud and the members of his Vienna Psychoanalytic Society held their Wednesday evening meetings, the men seated on its plush, burgundy-upholstered sofa and chairs.</w:t>
+        <w:t>Mr. Benko's defense lawyer, Norbert Wess, rejected claims of financial impropriety, saying the accusations were unfounded.</w:t>
         <w:br/>
-        <w:t>Although Berggasse had been, at the turn of the century, a step up for Jews like Herzl and Freud, who moved there from the ethnic slums of the Leopoldstadt, behind the Prater on the far side of the canal, the street grew decidedly working-class in the wake of Vienna's post-World War II occupation.</w:t>
+        <w:t>"Mr. Benko is working with his lawyers to assist the prosecuting authorities and is presenting his position and point of view to them," Mr. Wess said. "We are confident that this will dispel all accusations against our client."</w:t>
         <w:br/>
-        <w:t>Ten years ago, when Massi Baumgartner moved his playfully contemporary furniture shop, Massi Design und Handels, into 30 Berggasse, the building was a -- unable to remember the English, Massi sends his ponytailed assistant bouncing back into the showroom for a German-English dictionary; after consulting it, she returns to the sidewalk where we're standing to utter the words he needs -- "coal shop." Now Massi's streamlined designs fill the light and airy showroom: shelves of elegant glass bowls and vases, desk lamps resembling Picasso's sketches of Don Quixote, a wall of light bulbs with wings.</w:t>
+        <w:t>Mr. Benko, 46, was raised in Innsbruck, Austria. His mother was a kindergarten teacher; his father, a civil servant. At 17, Mr. Benko dropped out of high school and began converting attics of working-class houses into expensive lofts. After receiving an initial investment from the heir to a gas station fortune, Mr. Benko was able to quickly expand his business throughout the 2000s.</w:t>
         <w:br/>
-        <w:t>The street is gentrifying, Massi tells us, nodding to an exquisitely white Baroque-style building near the Freud house. The restored ground floor, which was once an auto-parts factory, will soon display custom-made English furniture. Although the coal shop and other businesses have been forced from the street, elbowed out by more fashionable replacements, like an ergonomic furniture store, a few holdouts from the postwar years remain. Next to Massi's is a dingy shoemaker's shop, and across the street is a uniform shop for firemen.</w:t>
+        <w:t>Mr. Benko faced legal trouble in 2012. Prosecutors in Austria said he paid a former Croatian prime minister to push Italian officials to help contest a tax bill on Signa-owned properties in Italy. Mr. Benko was sentenced to a year in prison but ended up serving the equivalent of probation. Despite this hiccup, Mr. Benko continued to receive investments from wealthy European investors, including Robert Peugeot, the heir of the French car dynasty.</w:t>
         <w:br/>
-        <w:t>Near the top of the hill, at 3 Berggasse, is an army surplus store called Gelegenheitsschwemme. Every shelf and bin in its closetlike rooms is bursting with military merchandise, both new and antique, mostly from the Austrian Army, although there are many items from the United States, Russian and German armies, as well as Dutch trousers, Belgian shoes and Italian jackets.</w:t>
+        <w:t>In 2019, Signa and RFR purchased the Chrysler Building, at what looked to be a bargain. The $151 million purchase price was a pittance compared to the $800 million paid by its former owner, Abu Dhabi Investment, in 2008 for a 90 percent stake.</w:t>
         <w:br/>
-        <w:t>Kurt Hellmann inherited the store from his parents, who opened the shop in 1955 when the British, American, French and Russian occupying forces left Austria. In the wake of the Allies' withdrawal, Kurt's father came into possession of thousands of pairs of boots that he had to raffle off, so great was the demand for decent footwear in the ravaged Vienna of that time, and that is how the store was born.</w:t>
+        <w:t>The building has long symbolized New York's romance with sleek design and height. The Art Deco skyscraper, located at the intersection of 42nd Street and Lexington Avenue, was the world's tallest skyscraper when it was finished in 1930, until it was surpassed soon after by the Empire State Building.</w:t>
         <w:br/>
-        <w:t>"And where do you get your merchandise these days?" I ask.</w:t>
+        <w:t>Despite its noble past, the Chrysler is facing a dim future. The building's fortunes have been buffeted by neglected repairs, a lack of modern amenities and vacancies after numerous tenants decamped during the Covid-19 pandemic.</w:t>
         <w:br/>
-        <w:t>"We have to have some secrets," Kurt tells me.</w:t>
+        <w:t>A recent survey by Trepp, a commercial real-estate analytics firm, found that commercial properties built before the 1950s experience an average valuation loss per year of about 11 percent, Thomas Taylor, the senior manager for research at the firm, told the Times.</w:t>
         <w:br/>
-        <w:t>Perhaps most emblematic of this era in the street's history is Mobel Beer, at 32 Berggasse (Freud's famous patient Dora is said to have onced lived here). A block from the canal, at the corner of Hahngasse, Mobel Beer is an enormous secondhand shop run by Charlotte Beer.</w:t>
+        <w:t>Still, the low price paid by Signa and RFR surprised many who work in real estate. The owners were pleased with the terms, however, according to someone involved with the negotiations who asked for anonymity because he was not authorized to speak publicly.</w:t>
         <w:br/>
-        <w:t>Signs in the windows proclaim the bargains within: "Alle Mobel um 50% billiger!!!" and "Alles zum halben Preis."</w:t>
+        <w:t>One reason: The rents demanded by Cooper Union made it nearly impossible for the Chrysler Building to be profitable, the person involved said. Tishman Speyer, the development company which owned 10 percent of the building, thought Cooper Union would never cut a deal on the land lease.</w:t>
         <w:br/>
-        <w:t>Plastic laundry bins of used clothing and tablecloths line its front walk. A canister of canes shares space with a tray of clocks and one of silverware and one of tools. Basha finds a pair of lace tablecloths, one hand-embroidered, both elegant, and pays around $2 for each of them.</w:t>
+        <w:t>Cooper Union's land, which it owns but the lease of which runs until 2147, immediately became a problem for Signa and RFR. The annual ground lease payments soared from $7.75 million in 2018, just before the partners took over, to $32.5 million, a cost expected to rise to $41 million by 2028, The Times reported in July.</w:t>
         <w:br/>
-        <w:t>The interior is dark and dusty for an Austrian shop, which is to say hardly dark and dusty at all, but darker and less dusty than the newer shops down the road.</w:t>
+        <w:t>A confidential letter from Cooper Union's lawyers to RFR management, obtained by The Times, shows that the college was willing to negotiate a restructuring of the lease, though it did not spell out the details. Twice, in 2021 and in 2023, Cooper Union and the building owners agreed on terms only to have them fall apart, according to a person involved in the discussions who was not authorized to speak publicly.</w:t>
         <w:br/>
-        <w:t>For $100, you can buy a pair of big, sturdy armoires. "The only problem would be shipping them," Basha says, as we reluctantly leave without having made a sizable purchase.</w:t>
+        <w:t>In its recent lawsuit, Signa and RFR said the terms of the restructuring were unnecessarily onerous. They also found the building in a greater state of disrepair than they were led to believe before their purchase of it, the lawsuit said.</w:t>
         <w:br/>
-        <w:t xml:space="preserve">The restaurants on Berggasse seem to reflect its changing face as well. There's a Cafe Freud, of course, next to the Freud Museum, and two sushi restaurants peek out from a couple of side streets. There are places for Chinese food and fish and a Mexican restaurant serving, according to its sign, "Acapulco Mexikanische Spezialit* tan." There's a gay coffeehouse called Berg at 8 Berggasse that turns into a gay bar at night. A discreet pink triangle is incorporated into the sign it shares with Lowenherz, the gay bookstore next door. </w:t>
+        <w:t>The wheeling and dealing took a toll on the Chrysler Building. RFR and Signa had planned only minor renovations until the land lease issue with Cooper Union was settled. After that, they had hoped to revamp the building and fill it with tenants, such as law firms, until new buyers were found, a person involved in those plans told The Times.</w:t>
         <w:br/>
-        <w:t>There are cafes on every block and more than half a dozen traditional Wiener kuchen, all with outdoor seating. The most inviting of these is Wiener Beisl, at 24 Berggasse. Its menu features traditional Austrian specialties along with reasonably priced vegetarian dishes.</w:t>
+        <w:t>None of it materialized.</w:t>
         <w:br/>
-        <w:t xml:space="preserve">At the foot of Berggasse, along the canal, is a bike trail that runs all the way to Germany. Sitting on a bench, Basha and I enviously watch the cyclists who whiz by on one of the 1,500 free "Vienna bikes" supplied by the city. </w:t>
+        <w:t>By last November, far bigger problems were emerging for Mr. Benko.</w:t>
         <w:br/>
-        <w:t>Overlooking the slow waters of the canal, a bar called Summer Stage has concerts and art exhibits in its glass pavilion. Six sculptures rotate on motorized pedestals in the sculpture garden. Nearby is a sandy volleyball court next to a trampoline station for children. Parents heft large beers and eat nachos while the kids grow dizzy and faint.</w:t>
+        <w:t>Despite repeated requests from shareholders, Signa delayed audited financial statements, and the European Central Bank warned commercial lenders of the elevated risks of dealing with Signa. Mr. Benko was frantically seeking fresh capital to keep his company afloat.</w:t>
         <w:br/>
-        <w:t xml:space="preserve">There's no knowing what Freud and Herzl would make of their old street; no knowing what Freud would mutter to himself as he passed Die Philosophie im Boudoir, an erotica shop with a mural over its front door depicting a half-dressed peasant girl sneaking coquettishly into bed; no knowing if Herzl would stop in at the Persian rug shop at 14 Berggasse and shake his head over the current situation in the Middle East with its proprietor, Dr. Mohammi. But there's probably no better street in the world on which to sit in a cafe over a kaffee melange and wonder about such things. </w:t>
+        <w:t>In the midst of this financial turbulence, RFR Holding offered to buy out its partner's 50 percent stake for $1, plus the assumption of the building's debt and a possible small share in future profits, according to a person involved in the negotiations who was not authorized to speak publicly.</w:t>
         <w:br/>
+        <w:t>Before that offer could be addressed, the partner, Signa Holding, filed for insolvency in Austrian court. That ended the partnership between RFR and Signa. Signa Holding's share of the Chrysler Building is now up for sale, as part of the liquidation process of the company's assets.</w:t>
         <w:br/>
-        <w:t>http://www.nytimes.com</w:t>
+        <w:t>Shareholders and lenders are determined to better understand Mr. Benko's transactions, including whether any of their funds were used in the Chrysler Building purchase.</w:t>
         <w:br/>
+        <w:t>At the forefront of this pursuit is the Al Nahyan family of Abu Dhabi, which controls Mubadala Investment Company, one of the world's largest sovereign wealth funds. The Al Nahyans claim, in lawsuits filed in France, that Mr. Benko defrauded them of at least $834 million in today's exchange rate.</w:t>
         <w:br/>
-        <w:t>Graphic</w:t>
+        <w:t>Another of Mr. Benko's lawyers, Till Dunckel, denied Mubadala was defrauded. The wealth fund invested only $650 million while receiving interest payments over the years, he said.</w:t>
         <w:br/>
+        <w:t>Cooper Union, in its letter, accused Signa and RFR of misrepresenting their financial position during their lease negotiations. Over the past few months, the letter said, the partners failed to pay the rent, claiming the college is owed $21 million since May.</w:t>
         <w:br/>
-        <w:t xml:space="preserve"> </w:t>
+        <w:t>On Sept. 27, Cooper Union, in its termination letter, said it was assuming control of the building and engaging the real estate firm Cushman &amp; Wakefield to manage it.</w:t>
         <w:br/>
-        <w:t>Photos: Canalside biking trail; Freud's hats, cane and briefcase at 19 Berggasse, where he worked for nearly 40 years.; Army surplus store; Mexican specialties; Charlotte Beer at Mobel Beer, her huge secondhand shop.; Contemporary decor at Massi Design und Handels.; Wiener Beisl, one of several restaurants serving Viennese fare. (Reiner Riedler/Anzenberger for The New York Times) Map (Gorka Sampedro for The New York Times)</w:t>
+        <w:t>RFR had filed its lawsuit against Cooper Union the day before.</w:t>
+        <w:br/>
+        <w:t>"Cooper Union's misguided decision to share its inaccurate and self-serving letter with the media is a transparent and desperate attempt to deflect attention from, and create a false narrative around RFR's commencement of a lawsuit against it mere hours earlier," RFR's lawyers, Terrence Oved and Darren Oved, said in a statement to The Times.</w:t>
+        <w:br/>
+        <w:t>PHOTOS: The fate of the once-grand Chrysler Building, the world's tallest skyscraper when it was finished in 1930, has grown murky. Signa Holding — led by René Benko, left — and RFR Holding promised to return the aging icon to its glory days, but they've run into difficulty. (PHOTOGRAPHS BY GEORGE ETHEREDGE FOR THE NEW YORK TIMES; JOHANN GRODER/AGENCE FRANCE-PRESSE, VIA APA/EXPA/AFP VIA GETTY IMAGES) (B4) This article appeared in print on page B1, B4.</w:t>
       </w:r>
     </w:p>
     <w:sectPr>
